--- a/3.docx
+++ b/3.docx
@@ -5,14 +5,14 @@
     <w:p>
       <w:pPr>
         <w:rPr>
-          <w:sz w:val="28"/>
-          <w:szCs w:val="28"/>
+          <w:sz w:val="24"/>
+          <w:szCs w:val="24"/>
         </w:rPr>
       </w:pPr>
       <w:r>
         <w:rPr>
-          <w:sz w:val="28"/>
-          <w:szCs w:val="28"/>
+          <w:sz w:val="24"/>
+          <w:szCs w:val="24"/>
         </w:rPr>
         <w:t>Дата_________</w:t>
       </w:r>
@@ -20,8 +20,8 @@
     <w:p>
       <w:pPr>
         <w:rPr>
-          <w:sz w:val="28"/>
-          <w:szCs w:val="28"/>
+          <w:sz w:val="24"/>
+          <w:szCs w:val="24"/>
         </w:rPr>
       </w:pPr>
     </w:p>
@@ -45,8 +45,8 @@
           <w:p>
             <w:pPr>
               <w:rPr>
-                <w:sz w:val="40"/>
-                <w:szCs w:val="40"/>
+                <w:sz w:val="24"/>
+                <w:szCs w:val="24"/>
               </w:rPr>
             </w:pPr>
           </w:p>
@@ -58,8 +58,90 @@
           <w:p>
             <w:pPr>
               <w:rPr>
-                <w:sz w:val="40"/>
-                <w:szCs w:val="40"/>
+                <w:sz w:val="24"/>
+                <w:szCs w:val="24"/>
+              </w:rPr>
+            </w:pPr>
+            <w:r>
+              <w:rPr>
+                <w:sz w:val="24"/>
+                <w:szCs w:val="24"/>
+              </w:rPr>
+              <w:t>Человек</w:t>
+            </w:r>
+          </w:p>
+        </w:tc>
+        <w:tc>
+          <w:tcPr>
+            <w:tcW w:w="2407" w:type="dxa"/>
+          </w:tcPr>
+          <w:p>
+            <w:pPr>
+              <w:rPr>
+                <w:sz w:val="24"/>
+                <w:szCs w:val="24"/>
+              </w:rPr>
+            </w:pPr>
+            <w:r>
+              <w:rPr>
+                <w:sz w:val="24"/>
+                <w:szCs w:val="24"/>
+              </w:rPr>
+              <w:t>Должность</w:t>
+            </w:r>
+          </w:p>
+        </w:tc>
+        <w:tc>
+          <w:tcPr>
+            <w:tcW w:w="2407" w:type="dxa"/>
+          </w:tcPr>
+          <w:p>
+            <w:pPr>
+              <w:rPr>
+                <w:sz w:val="24"/>
+                <w:szCs w:val="24"/>
+              </w:rPr>
+            </w:pPr>
+            <w:r>
+              <w:rPr>
+                <w:sz w:val="24"/>
+                <w:szCs w:val="24"/>
+              </w:rPr>
+              <w:t>Действие</w:t>
+            </w:r>
+          </w:p>
+        </w:tc>
+      </w:tr>
+      <w:tr>
+        <w:tc>
+          <w:tcPr>
+            <w:tcW w:w="2407" w:type="dxa"/>
+          </w:tcPr>
+          <w:p>
+            <w:pPr>
+              <w:rPr>
+                <w:sz w:val="24"/>
+                <w:szCs w:val="24"/>
+              </w:rPr>
+            </w:pPr>
+            <w:r>
+              <w:rPr>
+                <w:sz w:val="24"/>
+                <w:szCs w:val="24"/>
+              </w:rPr>
+              <w:t>1</w:t>
+            </w:r>
+          </w:p>
+        </w:tc>
+        <w:tc>
+          <w:tcPr>
+            <w:tcW w:w="2407" w:type="dxa"/>
+          </w:tcPr>
+          <w:p>
+            <w:pPr>
+              <w:rPr>
+                <w:sz w:val="24"/>
+                <w:szCs w:val="24"/>
               </w:rPr>
             </w:pPr>
           </w:p>
@@ -71,8 +153,8 @@
           <w:p>
             <w:pPr>
               <w:rPr>
-                <w:sz w:val="40"/>
-                <w:szCs w:val="40"/>
+                <w:sz w:val="24"/>
+                <w:szCs w:val="24"/>
               </w:rPr>
             </w:pPr>
           </w:p>
@@ -84,8 +166,8 @@
           <w:p>
             <w:pPr>
               <w:rPr>
-                <w:sz w:val="40"/>
-                <w:szCs w:val="40"/>
+                <w:sz w:val="24"/>
+                <w:szCs w:val="24"/>
               </w:rPr>
             </w:pPr>
           </w:p>
@@ -99,8 +181,28 @@
           <w:p>
             <w:pPr>
               <w:rPr>
-                <w:sz w:val="40"/>
-                <w:szCs w:val="40"/>
+                <w:sz w:val="24"/>
+                <w:szCs w:val="24"/>
+              </w:rPr>
+            </w:pPr>
+            <w:r>
+              <w:rPr>
+                <w:sz w:val="24"/>
+                <w:szCs w:val="24"/>
+              </w:rPr>
+              <w:t>2</w:t>
+            </w:r>
+          </w:p>
+        </w:tc>
+        <w:tc>
+          <w:tcPr>
+            <w:tcW w:w="2407" w:type="dxa"/>
+          </w:tcPr>
+          <w:p>
+            <w:pPr>
+              <w:rPr>
+                <w:sz w:val="24"/>
+                <w:szCs w:val="24"/>
               </w:rPr>
             </w:pPr>
           </w:p>
@@ -112,8 +214,8 @@
           <w:p>
             <w:pPr>
               <w:rPr>
-                <w:sz w:val="40"/>
-                <w:szCs w:val="40"/>
+                <w:sz w:val="24"/>
+                <w:szCs w:val="24"/>
               </w:rPr>
             </w:pPr>
           </w:p>
@@ -125,75 +227,8 @@
           <w:p>
             <w:pPr>
               <w:rPr>
-                <w:sz w:val="40"/>
-                <w:szCs w:val="40"/>
-              </w:rPr>
-            </w:pPr>
-          </w:p>
-        </w:tc>
-        <w:tc>
-          <w:tcPr>
-            <w:tcW w:w="2407" w:type="dxa"/>
-          </w:tcPr>
-          <w:p>
-            <w:pPr>
-              <w:rPr>
-                <w:sz w:val="40"/>
-                <w:szCs w:val="40"/>
-              </w:rPr>
-            </w:pPr>
-          </w:p>
-        </w:tc>
-      </w:tr>
-      <w:tr>
-        <w:tc>
-          <w:tcPr>
-            <w:tcW w:w="2407" w:type="dxa"/>
-          </w:tcPr>
-          <w:p>
-            <w:pPr>
-              <w:rPr>
-                <w:sz w:val="40"/>
-                <w:szCs w:val="40"/>
-              </w:rPr>
-            </w:pPr>
-          </w:p>
-        </w:tc>
-        <w:tc>
-          <w:tcPr>
-            <w:tcW w:w="2407" w:type="dxa"/>
-          </w:tcPr>
-          <w:p>
-            <w:pPr>
-              <w:rPr>
-                <w:sz w:val="40"/>
-                <w:szCs w:val="40"/>
-              </w:rPr>
-            </w:pPr>
-          </w:p>
-        </w:tc>
-        <w:tc>
-          <w:tcPr>
-            <w:tcW w:w="2407" w:type="dxa"/>
-          </w:tcPr>
-          <w:p>
-            <w:pPr>
-              <w:rPr>
-                <w:sz w:val="40"/>
-                <w:szCs w:val="40"/>
-              </w:rPr>
-            </w:pPr>
-          </w:p>
-        </w:tc>
-        <w:tc>
-          <w:tcPr>
-            <w:tcW w:w="2407" w:type="dxa"/>
-          </w:tcPr>
-          <w:p>
-            <w:pPr>
-              <w:rPr>
-                <w:sz w:val="40"/>
-                <w:szCs w:val="40"/>
+                <w:sz w:val="24"/>
+                <w:szCs w:val="24"/>
               </w:rPr>
             </w:pPr>
           </w:p>
@@ -203,16 +238,9 @@
     <w:p>
       <w:pPr>
         <w:rPr>
-          <w:sz w:val="40"/>
-          <w:szCs w:val="40"/>
-        </w:rPr>
-      </w:pPr>
-    </w:p>
-    <w:p>
-      <w:pPr>
-        <w:rPr>
-          <w:sz w:val="40"/>
-          <w:szCs w:val="40"/>
+          <w:sz w:val="24"/>
+          <w:szCs w:val="24"/>
+          <w:lang w:val="en-US"/>
         </w:rPr>
       </w:pPr>
     </w:p>
